--- a/Dsa Q.docx
+++ b/Dsa Q.docx
@@ -17,7 +17,7 @@
           <w:b/>
           <w:sz w:val="22"/>
         </w:rPr>
-        <w:t>Total Questions: ~178  |  Target: FAANG &amp; Big MNC  |  Language: Python  |  All Questions: ✅ Solved</w:t>
+        <w:t>Total Questions: ~185  |  Target: FAANG &amp; Big MNC  |  Language: Python  |  All Questions: ✅ Solved</w:t>
       </w:r>
     </w:p>
     <w:p>
@@ -43,7 +43,7 @@
         <w:pStyle w:val="Heading2"/>
       </w:pPr>
       <w:r>
-        <w:t>1. Array (16 Questions)</w:t>
+        <w:t>1. Array (15 Questions)</w:t>
       </w:r>
     </w:p>
     <w:p>
@@ -803,17 +803,17 @@
           </w:tcPr>
           <w:p>
             <w:r>
-              <w:t>567</w:t>
-            </w:r>
-          </w:p>
-        </w:tc>
-        <w:tc>
-          <w:tcPr>
-            <w:tcW w:type="dxa" w:w="2160"/>
-          </w:tcPr>
-          <w:p>
-            <w:r>
-              <w:t>Permutation in String</w:t>
+              <w:t>48</w:t>
+            </w:r>
+          </w:p>
+        </w:tc>
+        <w:tc>
+          <w:tcPr>
+            <w:tcW w:type="dxa" w:w="2160"/>
+          </w:tcPr>
+          <w:p>
+            <w:r>
+              <w:t>Rotate Image (Matrix)</w:t>
             </w:r>
           </w:p>
         </w:tc>
@@ -863,27 +863,27 @@
           </w:tcPr>
           <w:p>
             <w:r>
-              <w:t>48</w:t>
-            </w:r>
-          </w:p>
-        </w:tc>
-        <w:tc>
-          <w:tcPr>
-            <w:tcW w:type="dxa" w:w="2160"/>
-          </w:tcPr>
-          <w:p>
-            <w:r>
-              <w:t>Rotate Image (Matrix)</w:t>
-            </w:r>
-          </w:p>
-        </w:tc>
-        <w:tc>
-          <w:tcPr>
-            <w:tcW w:type="dxa" w:w="2160"/>
-          </w:tcPr>
-          <w:p>
-            <w:r>
-              <w:t>Medium</w:t>
+              <w:t>1929</w:t>
+            </w:r>
+          </w:p>
+        </w:tc>
+        <w:tc>
+          <w:tcPr>
+            <w:tcW w:type="dxa" w:w="2160"/>
+          </w:tcPr>
+          <w:p>
+            <w:r>
+              <w:t>Concatenation of Array</w:t>
+            </w:r>
+          </w:p>
+        </w:tc>
+        <w:tc>
+          <w:tcPr>
+            <w:tcW w:type="dxa" w:w="2160"/>
+          </w:tcPr>
+          <w:p>
+            <w:r>
+              <w:t>Easy</w:t>
             </w:r>
           </w:p>
         </w:tc>
@@ -923,17 +923,17 @@
           </w:tcPr>
           <w:p>
             <w:r>
-              <w:t>1929</w:t>
-            </w:r>
-          </w:p>
-        </w:tc>
-        <w:tc>
-          <w:tcPr>
-            <w:tcW w:type="dxa" w:w="2160"/>
-          </w:tcPr>
-          <w:p>
-            <w:r>
-              <w:t>Concatenation of Array</w:t>
+              <w:t>1512</w:t>
+            </w:r>
+          </w:p>
+        </w:tc>
+        <w:tc>
+          <w:tcPr>
+            <w:tcW w:type="dxa" w:w="2160"/>
+          </w:tcPr>
+          <w:p>
+            <w:r>
+              <w:t>Number of Good Pairs</w:t>
             </w:r>
           </w:p>
         </w:tc>
@@ -974,66 +974,6 @@
           <w:p>
             <w:r>
               <w:t>15</w:t>
-            </w:r>
-          </w:p>
-        </w:tc>
-        <w:tc>
-          <w:tcPr>
-            <w:tcW w:type="dxa" w:w="2160"/>
-          </w:tcPr>
-          <w:p>
-            <w:r>
-              <w:t>1512</w:t>
-            </w:r>
-          </w:p>
-        </w:tc>
-        <w:tc>
-          <w:tcPr>
-            <w:tcW w:type="dxa" w:w="2160"/>
-          </w:tcPr>
-          <w:p>
-            <w:r>
-              <w:t>Number of Good Pairs</w:t>
-            </w:r>
-          </w:p>
-        </w:tc>
-        <w:tc>
-          <w:tcPr>
-            <w:tcW w:type="dxa" w:w="2160"/>
-          </w:tcPr>
-          <w:p>
-            <w:r>
-              <w:t>Easy</w:t>
-            </w:r>
-          </w:p>
-        </w:tc>
-        <w:tc>
-          <w:tcPr>
-            <w:tcW w:type="dxa" w:w="2160"/>
-          </w:tcPr>
-          <w:p>
-            <w:pPr>
-              <w:jc w:val="center"/>
-            </w:pPr>
-            <w:r/>
-            <w:r>
-              <w:rPr>
-                <w:b w:val="0"/>
-                <w:color w:val="008000"/>
-              </w:rPr>
-              <w:t>✅ Solved</w:t>
-            </w:r>
-          </w:p>
-        </w:tc>
-      </w:tr>
-      <w:tr>
-        <w:tc>
-          <w:tcPr>
-            <w:tcW w:type="dxa" w:w="2160"/>
-          </w:tcPr>
-          <w:p>
-            <w:r>
-              <w:t>16</w:t>
             </w:r>
           </w:p>
         </w:tc>
@@ -2518,7 +2458,7 @@
         <w:pStyle w:val="Heading2"/>
       </w:pPr>
       <w:r>
-        <w:t>5. String (10 Questions)</w:t>
+        <w:t>5. String (9 Questions)</w:t>
       </w:r>
     </w:p>
     <w:p>
@@ -2918,27 +2858,27 @@
           </w:tcPr>
           <w:p>
             <w:r>
-              <w:t>242</w:t>
-            </w:r>
-          </w:p>
-        </w:tc>
-        <w:tc>
-          <w:tcPr>
-            <w:tcW w:type="dxa" w:w="2160"/>
-          </w:tcPr>
-          <w:p>
-            <w:r>
-              <w:t>Valid Anagram</w:t>
-            </w:r>
-          </w:p>
-        </w:tc>
-        <w:tc>
-          <w:tcPr>
-            <w:tcW w:type="dxa" w:w="2160"/>
-          </w:tcPr>
-          <w:p>
-            <w:r>
-              <w:t>Easy</w:t>
+              <w:t>8</w:t>
+            </w:r>
+          </w:p>
+        </w:tc>
+        <w:tc>
+          <w:tcPr>
+            <w:tcW w:type="dxa" w:w="2160"/>
+          </w:tcPr>
+          <w:p>
+            <w:r>
+              <w:t>String to Integer (atoi)</w:t>
+            </w:r>
+          </w:p>
+        </w:tc>
+        <w:tc>
+          <w:tcPr>
+            <w:tcW w:type="dxa" w:w="2160"/>
+          </w:tcPr>
+          <w:p>
+            <w:r>
+              <w:t>Medium</w:t>
             </w:r>
           </w:p>
         </w:tc>
@@ -2978,17 +2918,17 @@
           </w:tcPr>
           <w:p>
             <w:r>
-              <w:t>8</w:t>
-            </w:r>
-          </w:p>
-        </w:tc>
-        <w:tc>
-          <w:tcPr>
-            <w:tcW w:type="dxa" w:w="2160"/>
-          </w:tcPr>
-          <w:p>
-            <w:r>
-              <w:t>String to Integer (atoi)</w:t>
+              <w:t>151</w:t>
+            </w:r>
+          </w:p>
+        </w:tc>
+        <w:tc>
+          <w:tcPr>
+            <w:tcW w:type="dxa" w:w="2160"/>
+          </w:tcPr>
+          <w:p>
+            <w:r>
+              <w:t>Reverse Words in a String</w:t>
             </w:r>
           </w:p>
         </w:tc>
@@ -3038,17 +2978,17 @@
           </w:tcPr>
           <w:p>
             <w:r>
-              <w:t>151</w:t>
-            </w:r>
-          </w:p>
-        </w:tc>
-        <w:tc>
-          <w:tcPr>
-            <w:tcW w:type="dxa" w:w="2160"/>
-          </w:tcPr>
-          <w:p>
-            <w:r>
-              <w:t>Reverse Words in a String</w:t>
+              <w:t>443</w:t>
+            </w:r>
+          </w:p>
+        </w:tc>
+        <w:tc>
+          <w:tcPr>
+            <w:tcW w:type="dxa" w:w="2160"/>
+          </w:tcPr>
+          <w:p>
+            <w:r>
+              <w:t>String Compression</w:t>
             </w:r>
           </w:p>
         </w:tc>
@@ -3089,66 +3029,6 @@
           <w:p>
             <w:r>
               <w:t>9</w:t>
-            </w:r>
-          </w:p>
-        </w:tc>
-        <w:tc>
-          <w:tcPr>
-            <w:tcW w:type="dxa" w:w="2160"/>
-          </w:tcPr>
-          <w:p>
-            <w:r>
-              <w:t>443</w:t>
-            </w:r>
-          </w:p>
-        </w:tc>
-        <w:tc>
-          <w:tcPr>
-            <w:tcW w:type="dxa" w:w="2160"/>
-          </w:tcPr>
-          <w:p>
-            <w:r>
-              <w:t>String Compression</w:t>
-            </w:r>
-          </w:p>
-        </w:tc>
-        <w:tc>
-          <w:tcPr>
-            <w:tcW w:type="dxa" w:w="2160"/>
-          </w:tcPr>
-          <w:p>
-            <w:r>
-              <w:t>Medium</w:t>
-            </w:r>
-          </w:p>
-        </w:tc>
-        <w:tc>
-          <w:tcPr>
-            <w:tcW w:type="dxa" w:w="2160"/>
-          </w:tcPr>
-          <w:p>
-            <w:pPr>
-              <w:jc w:val="center"/>
-            </w:pPr>
-            <w:r/>
-            <w:r>
-              <w:rPr>
-                <w:b w:val="0"/>
-                <w:color w:val="008000"/>
-              </w:rPr>
-              <w:t>✅ Solved</w:t>
-            </w:r>
-          </w:p>
-        </w:tc>
-      </w:tr>
-      <w:tr>
-        <w:tc>
-          <w:tcPr>
-            <w:tcW w:type="dxa" w:w="2160"/>
-          </w:tcPr>
-          <w:p>
-            <w:r>
-              <w:t>10</w:t>
             </w:r>
           </w:p>
         </w:tc>
@@ -3231,7 +3111,7 @@
         <w:pStyle w:val="ListBullet"/>
       </w:pPr>
       <w:r>
-        <w:t>50 – Pow(x,n)</w:t>
+        <w:t>50 – Pow(x, n)</w:t>
       </w:r>
     </w:p>
     <w:p>
@@ -3255,7 +3135,7 @@
         <w:pStyle w:val="ListBullet"/>
       </w:pPr>
       <w:r>
-        <w:t>231 – Power of Two</w:t>
+        <w:t>172 – Factorial Trailing Zeroes</w:t>
       </w:r>
     </w:p>
     <w:p>
@@ -3263,7 +3143,7 @@
         <w:pStyle w:val="ListBullet"/>
       </w:pPr>
       <w:r>
-        <w:t>204 – Count Primes</w:t>
+        <w:t>343 – Integer Break</w:t>
       </w:r>
     </w:p>
     <w:p>
@@ -3271,7 +3151,7 @@
         <w:pStyle w:val="ListBullet"/>
       </w:pPr>
       <w:r>
-        <w:t>168 – Excel Sheet Column Title</w:t>
+        <w:t>263 – Ugly Number</w:t>
       </w:r>
     </w:p>
     <w:p>
@@ -3279,7 +3159,7 @@
         <w:pStyle w:val="ListBullet"/>
       </w:pPr>
       <w:r>
-        <w:t>69 – Sqrt(x)</w:t>
+        <w:t>264 – Ugly Number II</w:t>
       </w:r>
     </w:p>
     <w:p>
@@ -3287,7 +3167,7 @@
         <w:pStyle w:val="ListBullet"/>
       </w:pPr>
       <w:r>
-        <w:t>202 – Happy Number</w:t>
+        <w:t>326 – Power of Three</w:t>
       </w:r>
     </w:p>
     <w:p>
@@ -3638,7 +3518,7 @@
         <w:pStyle w:val="Heading2"/>
       </w:pPr>
       <w:r>
-        <w:t>11. Hashing (15 Questions)</w:t>
+        <w:t>11. Hashing (14 Questions)</w:t>
       </w:r>
     </w:p>
     <w:tbl>
@@ -4209,27 +4089,27 @@
           </w:tcPr>
           <w:p>
             <w:r>
-              <w:t>347</w:t>
-            </w:r>
-          </w:p>
-        </w:tc>
-        <w:tc>
-          <w:tcPr>
-            <w:tcW w:type="dxa" w:w="2160"/>
-          </w:tcPr>
-          <w:p>
-            <w:r>
-              <w:t>Top K Frequent Elements</w:t>
-            </w:r>
-          </w:p>
-        </w:tc>
-        <w:tc>
-          <w:tcPr>
-            <w:tcW w:type="dxa" w:w="2160"/>
-          </w:tcPr>
-          <w:p>
-            <w:r>
-              <w:t>Medium</w:t>
+              <w:t>290</w:t>
+            </w:r>
+          </w:p>
+        </w:tc>
+        <w:tc>
+          <w:tcPr>
+            <w:tcW w:type="dxa" w:w="2160"/>
+          </w:tcPr>
+          <w:p>
+            <w:r>
+              <w:t>Word Pattern</w:t>
+            </w:r>
+          </w:p>
+        </w:tc>
+        <w:tc>
+          <w:tcPr>
+            <w:tcW w:type="dxa" w:w="2160"/>
+          </w:tcPr>
+          <w:p>
+            <w:r>
+              <w:t>Easy</w:t>
             </w:r>
           </w:p>
         </w:tc>
@@ -4269,17 +4149,17 @@
           </w:tcPr>
           <w:p>
             <w:r>
-              <w:t>290</w:t>
-            </w:r>
-          </w:p>
-        </w:tc>
-        <w:tc>
-          <w:tcPr>
-            <w:tcW w:type="dxa" w:w="2160"/>
-          </w:tcPr>
-          <w:p>
-            <w:r>
-              <w:t>Word Pattern</w:t>
+              <w:t>205</w:t>
+            </w:r>
+          </w:p>
+        </w:tc>
+        <w:tc>
+          <w:tcPr>
+            <w:tcW w:type="dxa" w:w="2160"/>
+          </w:tcPr>
+          <w:p>
+            <w:r>
+              <w:t>Isomorphic Strings</w:t>
             </w:r>
           </w:p>
         </w:tc>
@@ -4329,27 +4209,27 @@
           </w:tcPr>
           <w:p>
             <w:r>
-              <w:t>205</w:t>
-            </w:r>
-          </w:p>
-        </w:tc>
-        <w:tc>
-          <w:tcPr>
-            <w:tcW w:type="dxa" w:w="2160"/>
-          </w:tcPr>
-          <w:p>
-            <w:r>
-              <w:t>Isomorphic Strings</w:t>
-            </w:r>
-          </w:p>
-        </w:tc>
-        <w:tc>
-          <w:tcPr>
-            <w:tcW w:type="dxa" w:w="2160"/>
-          </w:tcPr>
-          <w:p>
-            <w:r>
-              <w:t>Easy</w:t>
+              <w:t>128</w:t>
+            </w:r>
+          </w:p>
+        </w:tc>
+        <w:tc>
+          <w:tcPr>
+            <w:tcW w:type="dxa" w:w="2160"/>
+          </w:tcPr>
+          <w:p>
+            <w:r>
+              <w:t>Longest Consecutive Sequence</w:t>
+            </w:r>
+          </w:p>
+        </w:tc>
+        <w:tc>
+          <w:tcPr>
+            <w:tcW w:type="dxa" w:w="2160"/>
+          </w:tcPr>
+          <w:p>
+            <w:r>
+              <w:t>Medium</w:t>
             </w:r>
           </w:p>
         </w:tc>
@@ -4389,17 +4269,17 @@
           </w:tcPr>
           <w:p>
             <w:r>
-              <w:t>128</w:t>
-            </w:r>
-          </w:p>
-        </w:tc>
-        <w:tc>
-          <w:tcPr>
-            <w:tcW w:type="dxa" w:w="2160"/>
-          </w:tcPr>
-          <w:p>
-            <w:r>
-              <w:t>Longest Consecutive Sequence</w:t>
+              <w:t>36</w:t>
+            </w:r>
+          </w:p>
+        </w:tc>
+        <w:tc>
+          <w:tcPr>
+            <w:tcW w:type="dxa" w:w="2160"/>
+          </w:tcPr>
+          <w:p>
+            <w:r>
+              <w:t>Valid Sudoku</w:t>
             </w:r>
           </w:p>
         </w:tc>
@@ -4449,27 +4329,27 @@
           </w:tcPr>
           <w:p>
             <w:r>
-              <w:t>36</w:t>
-            </w:r>
-          </w:p>
-        </w:tc>
-        <w:tc>
-          <w:tcPr>
-            <w:tcW w:type="dxa" w:w="2160"/>
-          </w:tcPr>
-          <w:p>
-            <w:r>
-              <w:t>Valid Sudoku</w:t>
-            </w:r>
-          </w:p>
-        </w:tc>
-        <w:tc>
-          <w:tcPr>
-            <w:tcW w:type="dxa" w:w="2160"/>
-          </w:tcPr>
-          <w:p>
-            <w:r>
-              <w:t>Medium</w:t>
+              <w:t>1</w:t>
+            </w:r>
+          </w:p>
+        </w:tc>
+        <w:tc>
+          <w:tcPr>
+            <w:tcW w:type="dxa" w:w="2160"/>
+          </w:tcPr>
+          <w:p>
+            <w:r>
+              <w:t>Two Sum (HashMap approach)</w:t>
+            </w:r>
+          </w:p>
+        </w:tc>
+        <w:tc>
+          <w:tcPr>
+            <w:tcW w:type="dxa" w:w="2160"/>
+          </w:tcPr>
+          <w:p>
+            <w:r>
+              <w:t>Easy</w:t>
             </w:r>
           </w:p>
         </w:tc>
@@ -4500,66 +4380,6 @@
           <w:p>
             <w:r>
               <w:t>14</w:t>
-            </w:r>
-          </w:p>
-        </w:tc>
-        <w:tc>
-          <w:tcPr>
-            <w:tcW w:type="dxa" w:w="2160"/>
-          </w:tcPr>
-          <w:p>
-            <w:r>
-              <w:t>1</w:t>
-            </w:r>
-          </w:p>
-        </w:tc>
-        <w:tc>
-          <w:tcPr>
-            <w:tcW w:type="dxa" w:w="2160"/>
-          </w:tcPr>
-          <w:p>
-            <w:r>
-              <w:t>Two Sum (HashMap approach)</w:t>
-            </w:r>
-          </w:p>
-        </w:tc>
-        <w:tc>
-          <w:tcPr>
-            <w:tcW w:type="dxa" w:w="2160"/>
-          </w:tcPr>
-          <w:p>
-            <w:r>
-              <w:t>Easy</w:t>
-            </w:r>
-          </w:p>
-        </w:tc>
-        <w:tc>
-          <w:tcPr>
-            <w:tcW w:type="dxa" w:w="2160"/>
-          </w:tcPr>
-          <w:p>
-            <w:pPr>
-              <w:jc w:val="center"/>
-            </w:pPr>
-            <w:r/>
-            <w:r>
-              <w:rPr>
-                <w:b w:val="0"/>
-                <w:color w:val="008000"/>
-              </w:rPr>
-              <w:t>✅ Solved</w:t>
-            </w:r>
-          </w:p>
-        </w:tc>
-      </w:tr>
-      <w:tr>
-        <w:tc>
-          <w:tcPr>
-            <w:tcW w:type="dxa" w:w="2160"/>
-          </w:tcPr>
-          <w:p>
-            <w:r>
-              <w:t>15</w:t>
             </w:r>
           </w:p>
         </w:tc>
@@ -4687,7 +4507,7 @@
         <w:pStyle w:val="Heading2"/>
       </w:pPr>
       <w:r>
-        <w:t>13. Sorting (10 Questions)</w:t>
+        <w:t>13. Sorting (8 Questions)</w:t>
       </w:r>
     </w:p>
     <w:p>
@@ -4695,7 +4515,7 @@
         <w:pStyle w:val="ListBullet"/>
       </w:pPr>
       <w:r>
-        <w:t>Custom – Implement QuickSort / MergeSort</w:t>
+        <w:t>147 – Insertion Sort List</w:t>
       </w:r>
     </w:p>
     <w:p>
@@ -4703,7 +4523,7 @@
         <w:pStyle w:val="ListBullet"/>
       </w:pPr>
       <w:r>
-        <w:t>75 – Sort Colors</w:t>
+        <w:t>912 – Sort an Array (Merge Sort)</w:t>
       </w:r>
     </w:p>
     <w:p>
@@ -4711,15 +4531,7 @@
         <w:pStyle w:val="ListBullet"/>
       </w:pPr>
       <w:r>
-        <w:t>56 – Merge Intervals</w:t>
-      </w:r>
-    </w:p>
-    <w:p>
-      <w:pPr>
-        <w:pStyle w:val="ListBullet"/>
-      </w:pPr>
-      <w:r>
-        <w:t>215 – Kth Largest Element in Array</w:t>
+        <w:t>2161 – Partition Array According to Given Pivot</w:t>
       </w:r>
     </w:p>
     <w:p>
@@ -4764,14 +4576,6 @@
     </w:p>
     <w:p>
       <w:pPr>
-        <w:pStyle w:val="ListBullet"/>
-      </w:pPr>
-      <w:r>
-        <w:t>57 – Insert Interval</w:t>
-      </w:r>
-    </w:p>
-    <w:p>
-      <w:pPr>
         <w:pStyle w:val="Heading2"/>
       </w:pPr>
       <w:r>
@@ -10126,7 +9930,7 @@
           </w:tcPr>
           <w:p>
             <w:r>
-              <w:t>16</w:t>
+              <w:t>15</w:t>
             </w:r>
           </w:p>
         </w:tc>
@@ -10254,7 +10058,7 @@
           </w:tcPr>
           <w:p>
             <w:r>
-              <w:t>10</w:t>
+              <w:t>9</w:t>
             </w:r>
           </w:p>
         </w:tc>
@@ -10446,7 +10250,7 @@
           </w:tcPr>
           <w:p>
             <w:r>
-              <w:t>15</w:t>
+              <w:t>14</w:t>
             </w:r>
           </w:p>
         </w:tc>
@@ -10510,7 +10314,7 @@
           </w:tcPr>
           <w:p>
             <w:r>
-              <w:t>10</w:t>
+              <w:t>8</w:t>
             </w:r>
           </w:p>
         </w:tc>
@@ -10796,7 +10600,7 @@
           </w:tcPr>
           <w:p>
             <w:r>
-              <w:t>~178</w:t>
+              <w:t>~185</w:t>
             </w:r>
           </w:p>
         </w:tc>
